--- a/dist/assets/documents/Krystyna-Mishchenko-Artistic-Journey-UK.docx
+++ b/dist/assets/documents/Krystyna-Mishchenko-Artistic-Journey-UK.docx
@@ -4,589 +4,79 @@
   <w:body>
     <w:p>
       <w:pPr>
-        <w:keepNext/>
-        <w:widowControl/>
-        <w:spacing w:after="140" w:before="0" w:line="520" w:lineRule="exact"/>
-        <w:jc w:val="left"/>
+        <w:pStyle w:val="Title"/>
       </w:pPr>
       <w:r>
-        <w:rPr>
-          <w:rFonts w:ascii="Arial" w:hAnsi="Arial"/>
-          <w:b/>
-          <w:sz w:val="44"/>
-        </w:rPr>
-        <w:t>Krystyna Mishchenko</w:t>
+        <w:t>Кристина Міщенко</w:t>
       </w:r>
     </w:p>
     <w:p>
       <w:pPr>
-        <w:keepNext/>
-        <w:widowControl/>
-        <w:spacing w:after="100" w:before="0" w:line="270" w:lineRule="exact"/>
-        <w:jc w:val="left"/>
+        <w:pStyle w:val="Heading2"/>
       </w:pPr>
       <w:r>
-        <w:rPr>
-          <w:rFonts w:ascii="Arial" w:hAnsi="Arial"/>
-          <w:b/>
-          <w:sz w:val="22"/>
-        </w:rPr>
-        <w:t>ТВОРЧИЙ ШЛЯХ</w:t>
+        <w:t>Творчий шлях</w:t>
+      </w:r>
+    </w:p>
+    <w:p>
+      <w:r>
+        <w:t>Художниця-керамістка · Візуальне мистецтво</w:t>
+      </w:r>
+    </w:p>
+    <w:p>
+      <w:r>
+        <w:t>Хемніц, Саксонія, Німеччина</w:t>
       </w:r>
     </w:p>
     <w:p>
       <w:pPr>
-        <w:widowControl/>
-        <w:spacing w:after="120" w:before="0" w:line="260" w:lineRule="exact"/>
-        <w:jc w:val="left"/>
+        <w:pStyle w:val="Heading1"/>
       </w:pPr>
       <w:r>
-        <w:rPr>
-          <w:rFonts w:ascii="Arial" w:hAnsi="Arial"/>
-          <w:b w:val="0"/>
-          <w:sz w:val="21"/>
-        </w:rPr>
-        <w:t>Художниця-керамістка | Скульптура | Візуальне мистецтво</w:t>
+        <w:t>Від рисунка до об’ємної форми</w:t>
+      </w:r>
+    </w:p>
+    <w:p>
+      <w:r>
+        <w:t>Кристина Міщенко — українська художниця-керамістка, яка мешкає в Хемніці, Саксонія, Німеччина. Її мистецька освіта розпочалася в художньому училищі Харкова: у 2012–2016 роках вона здобула кваліфікацію художника-виконавця та викладача. Далі навчалася художньої кераміки в Київській державній академії декоративного мистецтва і дизайну імені Михайла Бойчука, завершивши бакалаврат у 2020 році та магістратуру у 2022 році. Графіка й живопис залишаються частиною її практики поряд із керамічною скульптурою та декоративними творами.</w:t>
       </w:r>
     </w:p>
     <w:p>
       <w:pPr>
-        <w:keepNext/>
-        <w:widowControl/>
-        <w:spacing w:after="180" w:before="200" w:line="320" w:lineRule="exact"/>
-        <w:jc w:val="left"/>
+        <w:pStyle w:val="Heading1"/>
       </w:pPr>
       <w:r>
-        <w:rPr>
-          <w:rFonts w:ascii="Arial" w:hAnsi="Arial"/>
-          <w:b/>
-          <w:color w:val="574B36"/>
-          <w:sz w:val="26"/>
-        </w:rPr>
-        <w:t>Від рисунка до об’ємної форми</w:t>
+        <w:t>Матеріал і професійна практика</w:t>
+      </w:r>
+    </w:p>
+    <w:p>
+      <w:r>
+        <w:t>Робота в керамічних майстернях поєднала академічну підготовку з виробництвом і викладанням. Кристина працювала в PROCS у 2018–2021 роках, у SAGA POTTERY — з листопада 2020 до лютого 2022 року, у Studio Gozhar — у 2020 році. Її досвід охоплює розроблення виробів, координацію роботи та проведення занять із кераміки для дітей і дорослих. Шамотна маса, порцеляна, поливи й пігменти відкривають різні можливості дослідження поверхні, об’єму та взаємодії предмета з простором.</w:t>
       </w:r>
     </w:p>
     <w:p>
       <w:pPr>
-        <w:widowControl/>
-        <w:spacing w:after="180" w:before="0" w:line="280" w:lineRule="exact"/>
-        <w:jc w:val="both"/>
+        <w:pStyle w:val="Heading1"/>
       </w:pPr>
       <w:r>
-        <w:rPr>
-          <w:rFonts w:ascii="Arial" w:hAnsi="Arial"/>
-          <w:b w:val="0"/>
-          <w:sz w:val="21"/>
-        </w:rPr>
-        <w:t>Krystyna Mishchenko — українська художниця, яка працює на перетині сучасної керамічної скульптури, декоративно-прикладного та візуального мистецтва. У центрі художньої практики перебувають питання людської ідентичності, внутрішньої свободи, пам’яті, індивідуальності та взаємин особистості з навколишнім світом.</w:t>
+        <w:t>Ідентичність, пам’ять та участь глядача</w:t>
+      </w:r>
+    </w:p>
+    <w:p>
+      <w:r>
+        <w:t>У керамічних композиціях художниця звертається до індивідуальності, належності, втрати та внутрішнього світу людини. У «Білих маках» відповідність людської фігури геометричному блоку стає питанням про пристосування і свободу. «Мить» розкриває тему часу через співвідношення матеріальної форми, світла й порожнечі. «Капітал ідентичності» переносить ці роздуми у трансформовану композицію: окремі елементи можна переставляти, залучаючи глядача до створення твору. Ідентичність постає безперервним процесом становлення.</w:t>
       </w:r>
     </w:p>
     <w:p>
       <w:pPr>
-        <w:widowControl/>
-        <w:spacing w:after="180" w:before="0" w:line="280" w:lineRule="exact"/>
-        <w:jc w:val="both"/>
+        <w:pStyle w:val="Heading1"/>
       </w:pPr>
       <w:r>
-        <w:rPr>
-          <w:rFonts w:ascii="Arial" w:hAnsi="Arial"/>
-          <w:b w:val="0"/>
-          <w:sz w:val="21"/>
-        </w:rPr>
-        <w:t>Професійна мистецька освіта розпочалася в Харкові, де у 2012–2016 роках відбувалося навчання академічного рисунка, живопису, композиції та художньо-педагогічних дисциплін. Здобута підготовка сформувала основу для подальших досліджень пластичної форми, візуальної мови та можливостей художнього самовираження.</w:t>
-      </w:r>
-    </w:p>
-    <w:p>
-      <w:pPr>
-        <w:widowControl/>
-        <w:spacing w:after="180" w:before="0" w:line="280" w:lineRule="exact"/>
-        <w:jc w:val="both"/>
-      </w:pPr>
-      <w:r>
-        <w:rPr>
-          <w:rFonts w:ascii="Arial" w:hAnsi="Arial"/>
-          <w:b w:val="0"/>
-          <w:sz w:val="21"/>
-        </w:rPr>
-        <w:t>Наступним етапом стало навчання в Київській державній академії декоративно-прикладного мистецтва і дизайну імені Михайла Бойчука. У 2020 році було завершено бакалаврську програму, а у 2022 році — магістратуру за напрямом художньої кераміки.</w:t>
-      </w:r>
-    </w:p>
-    <w:p>
-      <w:pPr>
-        <w:widowControl/>
-        <w:spacing w:after="180" w:before="0" w:line="280" w:lineRule="exact"/>
-        <w:jc w:val="both"/>
-      </w:pPr>
-      <w:r>
-        <w:rPr>
-          <w:rFonts w:ascii="Arial" w:hAnsi="Arial"/>
-          <w:b w:val="0"/>
-          <w:sz w:val="21"/>
-        </w:rPr>
-        <w:t>Саме в цей період кераміка поступово утвердилася як основний спосіб утілення художніх ідей — матеріал, що дає змогу поєднувати скульптурну форму, колір, фактуру й простір у єдиному концептуальному висловлюванні.</w:t>
-      </w:r>
-    </w:p>
-    <w:p>
-      <w:pPr>
-        <w:keepNext/>
-        <w:widowControl/>
-        <w:spacing w:after="180" w:before="200" w:line="320" w:lineRule="exact"/>
-        <w:jc w:val="left"/>
-      </w:pPr>
-      <w:r>
-        <w:rPr>
-          <w:rFonts w:ascii="Arial" w:hAnsi="Arial"/>
-          <w:b/>
-          <w:color w:val="574B36"/>
-          <w:sz w:val="26"/>
-        </w:rPr>
-        <w:t>Матеріал як мова художнього висловлювання</w:t>
-      </w:r>
-    </w:p>
-    <w:p>
-      <w:pPr>
-        <w:widowControl/>
-        <w:spacing w:after="180" w:before="0" w:line="280" w:lineRule="exact"/>
-        <w:jc w:val="both"/>
-      </w:pPr>
-      <w:r>
-        <w:rPr>
-          <w:rFonts w:ascii="Arial" w:hAnsi="Arial"/>
-          <w:b w:val="0"/>
-          <w:sz w:val="21"/>
-        </w:rPr>
-        <w:t>Кераміка у творчій практиці виходить за межі традиційного уявлення про декоративний або функціональний предмет. Вона стає самостійною художньою мовою, здатною передавати складні емоційні стани, філософські роздуми та суперечності людського існування.</w:t>
-      </w:r>
-    </w:p>
-    <w:p>
-      <w:pPr>
-        <w:widowControl/>
-        <w:spacing w:after="180" w:before="0" w:line="280" w:lineRule="exact"/>
-        <w:jc w:val="both"/>
-      </w:pPr>
-      <w:r>
-        <w:rPr>
-          <w:rFonts w:ascii="Arial" w:hAnsi="Arial"/>
-          <w:b w:val="0"/>
-          <w:sz w:val="21"/>
-        </w:rPr>
-        <w:t>Особлива увага приділяється взаємодії геометричних і органічних форм, співвідношенню матеріального об’єму й порожнечі, контрастам кольору та фактури, а також символічній виразності декоративних елементів.</w:t>
-      </w:r>
-    </w:p>
-    <w:p>
-      <w:pPr>
-        <w:widowControl/>
-        <w:spacing w:after="180" w:before="0" w:line="280" w:lineRule="exact"/>
-        <w:jc w:val="both"/>
-      </w:pPr>
-      <w:r>
-        <w:rPr>
-          <w:rFonts w:ascii="Arial" w:hAnsi="Arial"/>
-          <w:b w:val="0"/>
-          <w:sz w:val="21"/>
-        </w:rPr>
-        <w:t>Робота із шамотними масами, поливами, пігментами, оксидами, смальтою та вітражним склом відкриває можливості для дослідження поверхні, світла й просторового сприйняття об’єкта.</w:t>
-      </w:r>
-    </w:p>
-    <w:p>
-      <w:pPr>
-        <w:widowControl/>
-        <w:spacing w:after="180" w:before="0" w:line="280" w:lineRule="exact"/>
-        <w:jc w:val="both"/>
-      </w:pPr>
-      <w:r>
-        <w:rPr>
-          <w:rFonts w:ascii="Arial" w:hAnsi="Arial"/>
-          <w:b w:val="0"/>
-          <w:sz w:val="21"/>
-        </w:rPr>
-        <w:t>Важливе місце посідає поєднання академічної художньої підготовки з експериментальним підходом до композиції. Скульптура, декоративна кераміка, графіка й живопис розглядаються не як ізольовані напрями, а як взаємодоповнювальні засоби формування індивідуальної візуальної мови.</w:t>
-      </w:r>
-    </w:p>
-    <w:p>
-      <w:pPr>
-        <w:widowControl/>
-        <w:spacing w:after="180" w:before="0" w:line="280" w:lineRule="exact"/>
-        <w:jc w:val="both"/>
-      </w:pPr>
-      <w:r>
-        <w:rPr>
-          <w:rFonts w:ascii="Arial" w:hAnsi="Arial"/>
-          <w:b w:val="0"/>
-          <w:sz w:val="21"/>
-        </w:rPr>
-        <w:t>Професійна практика також охоплює розроблення художніх концепцій, координацію творчих команд і викладання кераміки дітям та дорослим. Педагогічна діяльність стає додатковим простором для обміну художнім досвідом, розвитку творчого мислення й дослідження різних способів сприйняття мистецтва.</w:t>
+        <w:t>Професійне членство</w:t>
       </w:r>
     </w:p>
     <w:p>
       <w:r>
-        <w:br w:type="page"/>
-      </w:r>
-    </w:p>
-    <w:p>
-      <w:pPr>
-        <w:keepNext/>
-        <w:widowControl/>
-        <w:spacing w:after="140" w:before="0" w:line="520" w:lineRule="exact"/>
-        <w:jc w:val="left"/>
-      </w:pPr>
-      <w:r>
-        <w:rPr>
-          <w:rFonts w:ascii="Arial" w:hAnsi="Arial"/>
-          <w:b/>
-          <w:sz w:val="44"/>
-        </w:rPr>
-        <w:t>ТВОРЧИЙ ШЛЯХ</w:t>
-      </w:r>
-    </w:p>
-    <w:p>
-      <w:pPr>
-        <w:widowControl/>
-        <w:spacing w:after="120" w:before="0" w:line="260" w:lineRule="exact"/>
-        <w:jc w:val="left"/>
-      </w:pPr>
-      <w:r>
-        <w:rPr>
-          <w:rFonts w:ascii="Arial" w:hAnsi="Arial"/>
-          <w:b w:val="0"/>
-          <w:sz w:val="21"/>
-        </w:rPr>
-        <w:t>Krystyna Mishchenko</w:t>
-      </w:r>
-    </w:p>
-    <w:p>
-      <w:pPr>
-        <w:keepNext/>
-        <w:widowControl/>
-        <w:spacing w:after="180" w:before="200" w:line="320" w:lineRule="exact"/>
-        <w:jc w:val="left"/>
-      </w:pPr>
-      <w:r>
-        <w:rPr>
-          <w:rFonts w:ascii="Arial" w:hAnsi="Arial"/>
-          <w:b/>
-          <w:color w:val="574B36"/>
-          <w:sz w:val="26"/>
-        </w:rPr>
-        <w:t>Виставки та мистецькі проєкти</w:t>
-      </w:r>
-    </w:p>
-    <w:p>
-      <w:pPr>
-        <w:widowControl/>
-        <w:spacing w:after="120" w:before="0" w:line="260" w:lineRule="exact"/>
-        <w:jc w:val="both"/>
-      </w:pPr>
-      <w:r>
-        <w:rPr>
-          <w:rFonts w:ascii="Arial" w:hAnsi="Arial"/>
-          <w:b w:val="0"/>
-          <w:sz w:val="21"/>
-        </w:rPr>
-        <w:t>11.04.2024 | «Незламність традиції» — Національний музей декоративного мистецтва України, Київ, Україна.</w:t>
-      </w:r>
-    </w:p>
-    <w:p>
-      <w:pPr>
-        <w:widowControl/>
-        <w:spacing w:after="120" w:before="0" w:line="260" w:lineRule="exact"/>
-        <w:jc w:val="both"/>
-      </w:pPr>
-      <w:r>
-        <w:rPr>
-          <w:rFonts w:ascii="Arial" w:hAnsi="Arial"/>
-          <w:b w:val="0"/>
-          <w:sz w:val="21"/>
-        </w:rPr>
-        <w:t>2023 | «Мистецтво молодих» — виставковий проєкт, Львів, Україна.</w:t>
-      </w:r>
-    </w:p>
-    <w:p>
-      <w:pPr>
-        <w:widowControl/>
-        <w:spacing w:after="120" w:before="0" w:line="260" w:lineRule="exact"/>
-        <w:jc w:val="both"/>
-      </w:pPr>
-      <w:r>
-        <w:rPr>
-          <w:rFonts w:ascii="Arial" w:hAnsi="Arial"/>
-          <w:b w:val="0"/>
-          <w:sz w:val="21"/>
-        </w:rPr>
-        <w:t>2023 | «Спадковість і новаторство» — Національна спілка художників, Київ, Україна.</w:t>
-      </w:r>
-    </w:p>
-    <w:p>
-      <w:pPr>
-        <w:widowControl/>
-        <w:spacing w:after="120" w:before="0" w:line="260" w:lineRule="exact"/>
-        <w:jc w:val="both"/>
-      </w:pPr>
-      <w:r>
-        <w:rPr>
-          <w:rFonts w:ascii="Arial" w:hAnsi="Arial"/>
-          <w:b w:val="0"/>
-          <w:sz w:val="21"/>
-        </w:rPr>
-        <w:t>15.04–07.05.2023 | «Коріння української душі» — Варшава, Польща.</w:t>
-      </w:r>
-    </w:p>
-    <w:p>
-      <w:pPr>
-        <w:widowControl/>
-        <w:spacing w:after="120" w:before="0" w:line="260" w:lineRule="exact"/>
-        <w:jc w:val="both"/>
-      </w:pPr>
-      <w:r>
-        <w:rPr>
-          <w:rFonts w:ascii="Arial" w:hAnsi="Arial"/>
-          <w:b w:val="0"/>
-          <w:sz w:val="21"/>
-        </w:rPr>
-        <w:t>17.02–03.03.2023 | «Коріння української душі» — Будинок Європейського союзу, Рига, Латвія.</w:t>
-      </w:r>
-    </w:p>
-    <w:p>
-      <w:pPr>
-        <w:widowControl/>
-        <w:spacing w:after="120" w:before="0" w:line="260" w:lineRule="exact"/>
-        <w:jc w:val="both"/>
-      </w:pPr>
-      <w:r>
-        <w:rPr>
-          <w:rFonts w:ascii="Arial" w:hAnsi="Arial"/>
-          <w:b w:val="0"/>
-          <w:sz w:val="21"/>
-        </w:rPr>
-        <w:t>14–28.11.2022 | Poland – Finland – Ukraine Unit in Art for Peace — Європейська комісія, Гельсінкі, Фінляндія.</w:t>
-      </w:r>
-    </w:p>
-    <w:p>
-      <w:pPr>
-        <w:widowControl/>
-        <w:spacing w:after="120" w:before="0" w:line="260" w:lineRule="exact"/>
-        <w:jc w:val="both"/>
-      </w:pPr>
-      <w:r>
-        <w:rPr>
-          <w:rFonts w:ascii="Arial" w:hAnsi="Arial"/>
-          <w:b w:val="0"/>
-          <w:sz w:val="21"/>
-        </w:rPr>
-        <w:t>2022 | «Мистецтво для України» — міжнародний проєкт, Бренна, Польща.</w:t>
-      </w:r>
-    </w:p>
-    <w:p>
-      <w:pPr>
-        <w:widowControl/>
-        <w:spacing w:after="120" w:before="0" w:line="260" w:lineRule="exact"/>
-        <w:jc w:val="both"/>
-      </w:pPr>
-      <w:r>
-        <w:rPr>
-          <w:rFonts w:ascii="Arial" w:hAnsi="Arial"/>
-          <w:b w:val="0"/>
-          <w:sz w:val="21"/>
-        </w:rPr>
-        <w:t>2022 | «Добро — інструкція» — польсько-українська виставка філософії та мистецтва для дітей від 4 до 104 років; Wawerskie Centrum Kultury, Мендзилесе, Варшава, Польща.</w:t>
-      </w:r>
-    </w:p>
-    <w:p>
-      <w:pPr>
-        <w:widowControl/>
-        <w:spacing w:after="120" w:before="0" w:line="260" w:lineRule="exact"/>
-        <w:jc w:val="both"/>
-      </w:pPr>
-      <w:r>
-        <w:rPr>
-          <w:rFonts w:ascii="Arial" w:hAnsi="Arial"/>
-          <w:b w:val="0"/>
-          <w:sz w:val="21"/>
-        </w:rPr>
-        <w:t>2022 | Друге національне бієнале малої керамічної форми — Культурний центр Вейгерово, Вейгерово, Польща.</w:t>
-      </w:r>
-    </w:p>
-    <w:p>
-      <w:pPr>
-        <w:widowControl/>
-        <w:spacing w:after="120" w:before="0" w:line="260" w:lineRule="exact"/>
-        <w:jc w:val="both"/>
-      </w:pPr>
-      <w:r>
-        <w:rPr>
-          <w:rFonts w:ascii="Arial" w:hAnsi="Arial"/>
-          <w:b w:val="0"/>
-          <w:sz w:val="21"/>
-        </w:rPr>
-        <w:t>2022 | «Азимут Chrzęsne 2022» — вернісаж, Chrzęsne, Польща.</w:t>
-      </w:r>
-    </w:p>
-    <w:p>
-      <w:pPr>
-        <w:widowControl/>
-        <w:spacing w:after="120" w:before="0" w:line="260" w:lineRule="exact"/>
-        <w:jc w:val="both"/>
-      </w:pPr>
-      <w:r>
-        <w:rPr>
-          <w:rFonts w:ascii="Arial" w:hAnsi="Arial"/>
-          <w:b w:val="0"/>
-          <w:sz w:val="21"/>
-        </w:rPr>
-        <w:t>2022 | Otwarte Ogrody Artystów Dąbrowy — одноденна виставка, Варшава, Польща.</w:t>
-      </w:r>
-    </w:p>
-    <w:p>
-      <w:pPr>
-        <w:widowControl/>
-        <w:spacing w:after="120" w:before="0" w:line="260" w:lineRule="exact"/>
-        <w:jc w:val="both"/>
-      </w:pPr>
-      <w:r>
-        <w:rPr>
-          <w:rFonts w:ascii="Arial" w:hAnsi="Arial"/>
-          <w:b w:val="0"/>
-          <w:sz w:val="21"/>
-        </w:rPr>
-        <w:t>2022 | Beskidzki Dom Zielin «Przytulnia» — одноденна виставка, Бренна, Польща.</w:t>
-      </w:r>
-    </w:p>
-    <w:p>
-      <w:pPr>
-        <w:widowControl/>
-        <w:spacing w:after="120" w:before="0" w:line="260" w:lineRule="exact"/>
-        <w:jc w:val="both"/>
-      </w:pPr>
-      <w:r>
-        <w:rPr>
-          <w:rFonts w:ascii="Arial" w:hAnsi="Arial"/>
-          <w:b w:val="0"/>
-          <w:sz w:val="21"/>
-        </w:rPr>
-        <w:t>15–22.05.2021 | CeGlina 2021 — проєкт сучасної кераміки, галерея CeGlinaArt, Київ, Україна.</w:t>
-      </w:r>
-    </w:p>
-    <w:p>
-      <w:pPr>
-        <w:widowControl/>
-        <w:spacing w:after="120" w:before="0" w:line="260" w:lineRule="exact"/>
-        <w:jc w:val="both"/>
-      </w:pPr>
-      <w:r>
-        <w:rPr>
-          <w:rFonts w:ascii="Arial" w:hAnsi="Arial"/>
-          <w:b w:val="0"/>
-          <w:sz w:val="21"/>
-        </w:rPr>
-        <w:t>2019 | «Кращий твір 2019 року» — всеукраїнська виставка-конкурс, Національне об’єднання художників народного мистецтва України, Київ, Україна.</w:t>
-      </w:r>
-    </w:p>
-    <w:p>
-      <w:pPr>
-        <w:keepNext/>
-        <w:widowControl/>
-        <w:spacing w:after="180" w:before="200" w:line="320" w:lineRule="exact"/>
-        <w:jc w:val="left"/>
-      </w:pPr>
-      <w:r>
-        <w:rPr>
-          <w:rFonts w:ascii="Arial" w:hAnsi="Arial"/>
-          <w:b/>
-          <w:color w:val="574B36"/>
-          <w:sz w:val="26"/>
-        </w:rPr>
-        <w:t>Нагороди та відзнаки</w:t>
-      </w:r>
-    </w:p>
-    <w:p>
-      <w:pPr>
-        <w:widowControl/>
-        <w:spacing w:after="120" w:before="0" w:line="260" w:lineRule="exact"/>
-        <w:jc w:val="both"/>
-      </w:pPr>
-      <w:r>
-        <w:rPr>
-          <w:rFonts w:ascii="Arial" w:hAnsi="Arial"/>
-          <w:b w:val="0"/>
-          <w:sz w:val="21"/>
-        </w:rPr>
-        <w:t>2021 | GOLDEN TIME, міжнародний фестиваль мистецтв, Лондон, Велика Британія — 1-ше та 2-ге місця.</w:t>
-      </w:r>
-    </w:p>
-    <w:p>
-      <w:pPr>
-        <w:widowControl/>
-        <w:spacing w:after="120" w:before="0" w:line="260" w:lineRule="exact"/>
-        <w:jc w:val="both"/>
-      </w:pPr>
-      <w:r>
-        <w:rPr>
-          <w:rFonts w:ascii="Arial" w:hAnsi="Arial"/>
-          <w:b w:val="0"/>
-          <w:sz w:val="21"/>
-        </w:rPr>
-        <w:t>2021 | «Моя територія натхнення», III Всеукраїнський конкурс прикладного та образотворчого мистецтва, Луцьк, Україна — 1-ше місце.</w:t>
-      </w:r>
-    </w:p>
-    <w:p>
-      <w:pPr>
-        <w:widowControl/>
-        <w:spacing w:after="120" w:before="0" w:line="260" w:lineRule="exact"/>
-        <w:jc w:val="both"/>
-      </w:pPr>
-      <w:r>
-        <w:rPr>
-          <w:rFonts w:ascii="Arial" w:hAnsi="Arial"/>
-          <w:b w:val="0"/>
-          <w:sz w:val="21"/>
-        </w:rPr>
-        <w:t>02–05.2021 | МАЛЮЙ.UA, міжнародний мистецький фестиваль, Київ, Україна — фіналіст.</w:t>
-      </w:r>
-    </w:p>
-    <w:p>
-      <w:pPr>
-        <w:widowControl/>
-        <w:spacing w:after="120" w:before="0" w:line="260" w:lineRule="exact"/>
-        <w:jc w:val="both"/>
-      </w:pPr>
-      <w:r>
-        <w:rPr>
-          <w:rFonts w:ascii="Arial" w:hAnsi="Arial"/>
-          <w:b w:val="0"/>
-          <w:sz w:val="21"/>
-        </w:rPr>
-        <w:t>2020 | «Мрій не забагато», II Всеукраїнський мистецький конкурс, Тернопіль, Україна — 1-ше місце.</w:t>
-      </w:r>
-    </w:p>
-    <w:p>
-      <w:pPr>
-        <w:keepNext/>
-        <w:widowControl/>
-        <w:spacing w:after="180" w:before="200" w:line="320" w:lineRule="exact"/>
-        <w:jc w:val="left"/>
-      </w:pPr>
-      <w:r>
-        <w:rPr>
-          <w:rFonts w:ascii="Arial" w:hAnsi="Arial"/>
-          <w:b/>
-          <w:color w:val="574B36"/>
-          <w:sz w:val="26"/>
-        </w:rPr>
-        <w:t>Професійне членство</w:t>
-      </w:r>
-    </w:p>
-    <w:p>
-      <w:pPr>
-        <w:widowControl/>
-        <w:spacing w:after="120" w:before="0" w:line="260" w:lineRule="exact"/>
-        <w:jc w:val="both"/>
-      </w:pPr>
-      <w:r>
-        <w:rPr>
-          <w:rFonts w:ascii="Arial" w:hAnsi="Arial"/>
-          <w:b w:val="0"/>
-          <w:sz w:val="21"/>
-        </w:rPr>
         <w:t>Із серпня 2022 — Асоціація польських художників і дизайнерів (ZPAP), Варшава, Польща.</w:t>
       </w:r>
     </w:p>
@@ -597,486 +87,151 @@
     </w:p>
     <w:p>
       <w:pPr>
-        <w:keepNext/>
-        <w:widowControl/>
-        <w:spacing w:after="140" w:before="0" w:line="520" w:lineRule="exact"/>
-        <w:jc w:val="left"/>
+        <w:pStyle w:val="Title"/>
       </w:pPr>
       <w:r>
-        <w:rPr>
-          <w:rFonts w:ascii="Arial" w:hAnsi="Arial"/>
-          <w:b/>
-          <w:sz w:val="44"/>
-        </w:rPr>
-        <w:t>ТВОРЧИЙ ШЛЯХ</w:t>
+        <w:t>Виставки та нагороди</w:t>
+      </w:r>
+    </w:p>
+    <w:p>
+      <w:r>
+        <w:t>Кристина Міщенко</w:t>
       </w:r>
     </w:p>
     <w:p>
       <w:pPr>
-        <w:widowControl/>
-        <w:spacing w:after="120" w:before="0" w:line="260" w:lineRule="exact"/>
-        <w:jc w:val="left"/>
+        <w:pStyle w:val="Heading1"/>
       </w:pPr>
       <w:r>
-        <w:rPr>
-          <w:rFonts w:ascii="Arial" w:hAnsi="Arial"/>
-          <w:b w:val="0"/>
-          <w:sz w:val="21"/>
-        </w:rPr>
-        <w:t>Продовження</w:t>
+        <w:t>Виставки та мистецькі проєкти</w:t>
+      </w:r>
+    </w:p>
+    <w:p>
+      <w:r>
+        <w:t>11.04.2024 · «Незламність традиції» — Національний музей декоративного мистецтва України, Київ, Україна.</w:t>
+      </w:r>
+    </w:p>
+    <w:p>
+      <w:r>
+        <w:t>2023 · «Мистецтво молодих» — виставковий проєкт, Львів, Україна.</w:t>
+      </w:r>
+    </w:p>
+    <w:p>
+      <w:r>
+        <w:t>2023 · «Спадковість і новаторство» — Національна спілка художників, Київ, Україна.</w:t>
+      </w:r>
+    </w:p>
+    <w:p>
+      <w:r>
+        <w:t>15.04–07.05.2023 · «Коріння української душі» — Варшава, Польща.</w:t>
+      </w:r>
+    </w:p>
+    <w:p>
+      <w:r>
+        <w:t>17.02–03.03.2023 · «Коріння української душі» — Будинок Європейського союзу, Рига, Латвія.</w:t>
+      </w:r>
+    </w:p>
+    <w:p>
+      <w:r>
+        <w:t>14–28.11.2022 · Poland – Finland – Ukraine Unit in Art for Peace — Європейська комісія, Гельсінкі, Фінляндія.</w:t>
+      </w:r>
+    </w:p>
+    <w:p>
+      <w:r>
+        <w:t>2022 · «Мистецтво для України» — міжнародний проєкт, Бренна, Польща.</w:t>
+      </w:r>
+    </w:p>
+    <w:p>
+      <w:r>
+        <w:t>2022 · «Добро — інструкція» — польсько-українська виставка філософії та мистецтва для дітей від 4 до 104 років; Wawerskie Centrum Kultury, Мендзилесе, Варшава, Польща.</w:t>
+      </w:r>
+    </w:p>
+    <w:p>
+      <w:r>
+        <w:t>2022 · Друге національне бієнале малої керамічної форми — Культурний центр Вейгерово, Вейгерово, Польща.</w:t>
+      </w:r>
+    </w:p>
+    <w:p>
+      <w:r>
+        <w:t>2022 · «Азимут Chrzęsne 2022» — вернісаж, Chrzęsne, Польща.</w:t>
+      </w:r>
+    </w:p>
+    <w:p>
+      <w:r>
+        <w:t>2022 · Otwarte Ogrody Artystów Dąbrowy — одноденна виставка, Варшава, Польща.</w:t>
+      </w:r>
+    </w:p>
+    <w:p>
+      <w:r>
+        <w:t>2022 · Beskidzki Dom Zielin «Przytulnia» — одноденна виставка, Бренна, Польща.</w:t>
+      </w:r>
+    </w:p>
+    <w:p>
+      <w:r>
+        <w:t>15–22.05.2021 · CeGlina 2021 — проєкт сучасної кераміки, галерея CeGlinaArt, Київ, Україна.</w:t>
+      </w:r>
+    </w:p>
+    <w:p>
+      <w:r>
+        <w:t>2019 · «Кращий твір 2019 року» — всеукраїнська виставка-конкурс, Національне об’єднання художників народного мистецтва України, Київ, Україна.</w:t>
       </w:r>
     </w:p>
     <w:p>
       <w:pPr>
-        <w:keepNext/>
-        <w:widowControl/>
-        <w:spacing w:after="180" w:before="200" w:line="320" w:lineRule="exact"/>
-        <w:jc w:val="left"/>
+        <w:pStyle w:val="Heading1"/>
       </w:pPr>
       <w:r>
-        <w:rPr>
-          <w:rFonts w:ascii="Arial" w:hAnsi="Arial"/>
-          <w:b/>
-          <w:color w:val="574B36"/>
-          <w:sz w:val="26"/>
-        </w:rPr>
-        <w:t>Ідентичність, пам’ять і межі людського існування</w:t>
+        <w:t>Нагороди та відзнаки</w:t>
       </w:r>
     </w:p>
     <w:p>
-      <w:pPr>
-        <w:widowControl/>
-        <w:spacing w:after="180" w:before="0" w:line="280" w:lineRule="exact"/>
-        <w:jc w:val="both"/>
-      </w:pPr>
       <w:r>
-        <w:rPr>
-          <w:rFonts w:ascii="Arial" w:hAnsi="Arial"/>
-          <w:b w:val="0"/>
-          <w:sz w:val="21"/>
-        </w:rPr>
-        <w:t>В основі значної частини творів лежить інтерес до внутрішнього світу людини — її прагнення свободи, потреби належати суспільству, здатності зберігати індивідуальність і переживати неминучі зміни.</w:t>
+        <w:t>2021 · GOLDEN TIME, міжнародний фестиваль мистецтв, Лондон, Велика Британія — 1-ше та 2-ге місця.</w:t>
       </w:r>
     </w:p>
     <w:p>
-      <w:pPr>
-        <w:widowControl/>
-        <w:spacing w:after="180" w:before="0" w:line="280" w:lineRule="exact"/>
-        <w:jc w:val="both"/>
-      </w:pPr>
       <w:r>
-        <w:rPr>
-          <w:rFonts w:ascii="Arial" w:hAnsi="Arial"/>
-          <w:b w:val="0"/>
-          <w:sz w:val="21"/>
-        </w:rPr>
-        <w:t>Ці теми відображені в композиції «Білі маки» (2022), де взаємодія людського силуету з геометричним монолітом стає метафорою протистояння особистості та суспільної системи. Твір звертається до питання про ціну пристосування, межі свободи й можливість зберегти власну ідентичність у просторі встановлених норм.</w:t>
+        <w:t>2021 · «Моя територія натхнення», III Всеукраїнський конкурс прикладного та образотворчого мистецтва, Луцьк, Україна — 1-ше місце.</w:t>
       </w:r>
     </w:p>
     <w:p>
-      <w:pPr>
-        <w:widowControl/>
-        <w:spacing w:after="180" w:before="0" w:line="280" w:lineRule="exact"/>
-        <w:jc w:val="both"/>
-      </w:pPr>
       <w:r>
-        <w:rPr>
-          <w:rFonts w:ascii="Arial" w:hAnsi="Arial"/>
-          <w:b w:val="0"/>
-          <w:sz w:val="21"/>
-        </w:rPr>
-        <w:t>Інший вимір людського досвіду розкривається в композиції «Зустрічі» (2021), присвяченій ізоляції, відчуженню та потребі в емоційній близькості. Через взаємодію самостійних керамічних об’єктів досліджується парадокс людського спілкування: фізична присутність не завжди означає справжній зв’язок, тоді як відсутність безпосереднього контакту здатна загострити відчуття близькості та її цінності.</w:t>
+        <w:t>02–05.2021 · МАЛЮЙ.UA, міжнародний мистецький фестиваль, Київ, Україна — фіналіст.</w:t>
       </w:r>
     </w:p>
     <w:p>
-      <w:pPr>
-        <w:widowControl/>
-        <w:spacing w:after="180" w:before="0" w:line="280" w:lineRule="exact"/>
-        <w:jc w:val="both"/>
-      </w:pPr>
       <w:r>
-        <w:rPr>
-          <w:rFonts w:ascii="Arial" w:hAnsi="Arial"/>
-          <w:b w:val="0"/>
-          <w:sz w:val="21"/>
-        </w:rPr>
-        <w:t>Окреме місце посідають твори, у яких порожнеча стає головним смисловим елементом. У композиціях «Тіні забутих голосів» (2021) і «Тіні 2022-го» (2022) упізнавані людські силуети виникають завдяки відсутності матеріальної форми. Ця художня особливість дає змогу досліджувати подвійність присутності й зникнення, пам’яті та втрати.</w:t>
-      </w:r>
-    </w:p>
-    <w:p>
-      <w:pPr>
-        <w:widowControl/>
-        <w:spacing w:after="180" w:before="0" w:line="280" w:lineRule="exact"/>
-        <w:jc w:val="both"/>
-      </w:pPr>
-      <w:r>
-        <w:rPr>
-          <w:rFonts w:ascii="Arial" w:hAnsi="Arial"/>
-          <w:b w:val="0"/>
-          <w:sz w:val="21"/>
-        </w:rPr>
-        <w:t>У контексті подій 2022 року тема відсутності набуває особливої емоційної глибини. Людина може зникнути з фізичного простору, продовжуючи існувати у спогадах і внутрішньому світі тих, хто залишився.</w:t>
-      </w:r>
-    </w:p>
-    <w:p>
-      <w:pPr>
-        <w:widowControl/>
-        <w:spacing w:after="180" w:before="0" w:line="280" w:lineRule="exact"/>
-        <w:jc w:val="both"/>
-      </w:pPr>
-      <w:r>
-        <w:rPr>
-          <w:rFonts w:ascii="Arial" w:hAnsi="Arial"/>
-          <w:b w:val="0"/>
-          <w:sz w:val="21"/>
-        </w:rPr>
-        <w:t>До теми війни, руйнування та опору звертається також композиція «На лінії вогню». У ній зовнішнє протистояння невіддільне від внутрішнього конфлікту, а пережите стає частиною людської пам’яті й особистого досвіду.</w:t>
-      </w:r>
-    </w:p>
-    <w:p>
-      <w:pPr>
-        <w:widowControl/>
-        <w:spacing w:after="180" w:before="0" w:line="280" w:lineRule="exact"/>
-        <w:jc w:val="both"/>
-      </w:pPr>
-      <w:r>
-        <w:rPr>
-          <w:rFonts w:ascii="Arial" w:hAnsi="Arial"/>
-          <w:b w:val="0"/>
-          <w:sz w:val="21"/>
-        </w:rPr>
-        <w:t>Отже, художня форма перетворюється на засіб роздумів про стани, які неможливо передати виключно через буквальне зображення.</w:t>
-      </w:r>
-    </w:p>
-    <w:p>
-      <w:pPr>
-        <w:keepNext/>
-        <w:widowControl/>
-        <w:spacing w:after="180" w:before="200" w:line="320" w:lineRule="exact"/>
-        <w:jc w:val="left"/>
-      </w:pPr>
-      <w:r>
-        <w:rPr>
-          <w:rFonts w:ascii="Arial" w:hAnsi="Arial"/>
-          <w:b/>
-          <w:color w:val="574B36"/>
-          <w:sz w:val="26"/>
-        </w:rPr>
-        <w:t>Трансформація: глядач як співавтор</w:t>
-      </w:r>
-    </w:p>
-    <w:p>
-      <w:pPr>
-        <w:widowControl/>
-        <w:spacing w:after="180" w:before="0" w:line="280" w:lineRule="exact"/>
-        <w:jc w:val="both"/>
-      </w:pPr>
-      <w:r>
-        <w:rPr>
-          <w:rFonts w:ascii="Arial" w:hAnsi="Arial"/>
-          <w:b w:val="0"/>
-          <w:sz w:val="21"/>
-        </w:rPr>
-        <w:t>Одним із ключових напрямів творчої практики стає дослідження трансформованої керамічної композиції та можливостей безпосередньої взаємодії глядача з твором.</w:t>
-      </w:r>
-    </w:p>
-    <w:p>
-      <w:pPr>
-        <w:widowControl/>
-        <w:spacing w:after="180" w:before="0" w:line="280" w:lineRule="exact"/>
-        <w:jc w:val="both"/>
-      </w:pPr>
-      <w:r>
-        <w:rPr>
-          <w:rFonts w:ascii="Arial" w:hAnsi="Arial"/>
-          <w:b w:val="0"/>
-          <w:sz w:val="21"/>
-        </w:rPr>
-        <w:t>В основі цього підходу лежить прагнення подолати традиційну дистанцію між художнім об’єктом і аудиторією. Твір розглядається не лише як завершена матеріальна форма, а й як відкрита система, здатна змінюватися в процесі взаємодії.</w:t>
-      </w:r>
-    </w:p>
-    <w:p>
-      <w:pPr>
-        <w:widowControl/>
-        <w:spacing w:after="180" w:before="0" w:line="280" w:lineRule="exact"/>
-        <w:jc w:val="both"/>
-      </w:pPr>
-      <w:r>
-        <w:rPr>
-          <w:rFonts w:ascii="Arial" w:hAnsi="Arial"/>
-          <w:b w:val="0"/>
-          <w:sz w:val="21"/>
-        </w:rPr>
-        <w:t>Особливе втілення ця ідея отримала у кваліфікаційній роботі «Капітал ідентичності», присвяченій безперервному формуванню людської індивідуальності.</w:t>
-      </w:r>
-    </w:p>
-    <w:p>
-      <w:pPr>
-        <w:widowControl/>
-        <w:spacing w:after="180" w:before="0" w:line="280" w:lineRule="exact"/>
-        <w:jc w:val="both"/>
-      </w:pPr>
-      <w:r>
-        <w:rPr>
-          <w:rFonts w:ascii="Arial" w:hAnsi="Arial"/>
-          <w:b w:val="0"/>
-          <w:sz w:val="21"/>
-        </w:rPr>
-        <w:t>Композиція об’єднує самостійні керамічні елементи, які символізують різні складові особистості: набутий досвід, знання, переконання, культурну належність, спогади та індивідуальні якості.</w:t>
-      </w:r>
-    </w:p>
-    <w:p>
-      <w:pPr>
-        <w:widowControl/>
-        <w:spacing w:after="180" w:before="0" w:line="280" w:lineRule="exact"/>
-        <w:jc w:val="both"/>
-      </w:pPr>
-      <w:r>
-        <w:rPr>
-          <w:rFonts w:ascii="Arial" w:hAnsi="Arial"/>
-          <w:b w:val="0"/>
-          <w:sz w:val="21"/>
-        </w:rPr>
-        <w:t>Можливість змінювати розташування фрагментів перетворює трансформацію на метафору особистісного становлення. Подібно до того, як людина протягом життя переосмислює власний досвід і формує нові внутрішні зв’язки, окремі елементи твору здатні створювати безліч унікальних композиційних рішень.</w:t>
-      </w:r>
-    </w:p>
-    <w:p>
-      <w:pPr>
-        <w:widowControl/>
-        <w:spacing w:after="180" w:before="0" w:line="280" w:lineRule="exact"/>
-        <w:jc w:val="both"/>
-      </w:pPr>
-      <w:r>
-        <w:rPr>
-          <w:rFonts w:ascii="Arial" w:hAnsi="Arial"/>
-          <w:b w:val="0"/>
-          <w:sz w:val="21"/>
-        </w:rPr>
-        <w:t>Глядач отримує можливість стати співавтором, безпосередньо беручи участь у створенні художньої форми. Кожне нове поєднання елементів відображає індивідуальне сприйняття, вибір і прагнення до власної інтерпретації цілого.</w:t>
-      </w:r>
-    </w:p>
-    <w:p>
-      <w:pPr>
-        <w:widowControl/>
-        <w:spacing w:after="180" w:before="0" w:line="280" w:lineRule="exact"/>
-        <w:jc w:val="both"/>
-      </w:pPr>
-      <w:r>
-        <w:rPr>
-          <w:rFonts w:ascii="Arial" w:hAnsi="Arial"/>
-          <w:b w:val="0"/>
-          <w:sz w:val="21"/>
-        </w:rPr>
-        <w:t>У цій взаємодії розкривається один із центральних принципів художньої філософії Міщенко: ідентичність не є остаточно сформованою структурою, а становить безперервний процес самотворення.</w:t>
-      </w:r>
-    </w:p>
-    <w:p>
-      <w:pPr>
-        <w:keepNext/>
-        <w:widowControl/>
-        <w:spacing w:after="180" w:before="200" w:line="320" w:lineRule="exact"/>
-        <w:jc w:val="left"/>
-      </w:pPr>
-      <w:r>
-        <w:rPr>
-          <w:rFonts w:ascii="Arial" w:hAnsi="Arial"/>
-          <w:b/>
-          <w:color w:val="574B36"/>
-          <w:sz w:val="26"/>
-        </w:rPr>
-        <w:t>Міжнародна виставкова діяльність</w:t>
-      </w:r>
-    </w:p>
-    <w:p>
-      <w:pPr>
-        <w:widowControl/>
-        <w:spacing w:after="180" w:before="0" w:line="280" w:lineRule="exact"/>
-        <w:jc w:val="both"/>
-      </w:pPr>
-      <w:r>
-        <w:rPr>
-          <w:rFonts w:ascii="Arial" w:hAnsi="Arial"/>
-          <w:b w:val="0"/>
-          <w:sz w:val="21"/>
-        </w:rPr>
-        <w:t>Творча діяльність розвинулася в міжнародному художньому просторі, що охоплює Україну, Польщу, Латвію та Фінляндію.</w:t>
-      </w:r>
-    </w:p>
-    <w:p>
-      <w:pPr>
-        <w:widowControl/>
-        <w:spacing w:after="180" w:before="0" w:line="280" w:lineRule="exact"/>
-        <w:jc w:val="both"/>
-      </w:pPr>
-      <w:r>
-        <w:rPr>
-          <w:rFonts w:ascii="Arial" w:hAnsi="Arial"/>
-          <w:b w:val="0"/>
-          <w:sz w:val="21"/>
-        </w:rPr>
-        <w:t>Міжнародні мистецькі проєкти 2022 року розширили можливості представлення авторських творів і професійної взаємодії з художньою спільнотою.</w:t>
-      </w:r>
-    </w:p>
-    <w:p>
-      <w:pPr>
-        <w:widowControl/>
-        <w:spacing w:after="180" w:before="0" w:line="280" w:lineRule="exact"/>
-        <w:jc w:val="both"/>
-      </w:pPr>
-      <w:r>
-        <w:rPr>
-          <w:rFonts w:ascii="Arial" w:hAnsi="Arial"/>
-          <w:b w:val="0"/>
-          <w:sz w:val="21"/>
-        </w:rPr>
-        <w:t>Із серпня 2022 року — членство в Асоціації польських художників і дизайнерів ZPAP (Związek Polskich Artystów Plastyków), Варшава, Польща.</w:t>
-      </w:r>
-    </w:p>
-    <w:p>
-      <w:pPr>
-        <w:widowControl/>
-        <w:spacing w:after="180" w:before="0" w:line="280" w:lineRule="exact"/>
-        <w:jc w:val="both"/>
-      </w:pPr>
-      <w:r>
-        <w:rPr>
-          <w:rFonts w:ascii="Arial" w:hAnsi="Arial"/>
-          <w:b w:val="0"/>
-          <w:sz w:val="21"/>
-        </w:rPr>
-        <w:t>У 2023 році твори були представлені в межах виставкових проєктів «Коріння української душі» в Ризі та Варшаві, присвячених збереженню й осмисленню української культурної ідентичності.</w:t>
-      </w:r>
-    </w:p>
-    <w:p>
-      <w:pPr>
-        <w:widowControl/>
-        <w:spacing w:after="180" w:before="0" w:line="280" w:lineRule="exact"/>
-        <w:jc w:val="both"/>
-      </w:pPr>
-      <w:r>
-        <w:rPr>
-          <w:rFonts w:ascii="Arial" w:hAnsi="Arial"/>
-          <w:b w:val="0"/>
-          <w:sz w:val="21"/>
-        </w:rPr>
-        <w:t>У квітні 2024 року відбулася участь у виставковому проєкті «Незламність традиції» в Національному музеї декоративного мистецтва України в Києві.</w:t>
-      </w:r>
-    </w:p>
-    <w:p>
-      <w:pPr>
-        <w:widowControl/>
-        <w:spacing w:after="180" w:before="0" w:line="280" w:lineRule="exact"/>
-        <w:jc w:val="both"/>
-      </w:pPr>
-      <w:r>
-        <w:rPr>
-          <w:rFonts w:ascii="Arial" w:hAnsi="Arial"/>
-          <w:b w:val="0"/>
-          <w:sz w:val="21"/>
-        </w:rPr>
-        <w:t>Міжнародна виставкова діяльність стала важливою частиною професійного розвитку, створюючи простір для міжкультурного діалогу, обміну художніми ідеями та представлення авторського погляду на сучасне мистецтво.</w:t>
-      </w:r>
-    </w:p>
-    <w:p>
-      <w:pPr>
-        <w:keepNext/>
-        <w:widowControl/>
-        <w:spacing w:after="180" w:before="200" w:line="320" w:lineRule="exact"/>
-        <w:jc w:val="left"/>
-      </w:pPr>
-      <w:r>
-        <w:rPr>
-          <w:rFonts w:ascii="Arial" w:hAnsi="Arial"/>
-          <w:b/>
-          <w:color w:val="574B36"/>
-          <w:sz w:val="26"/>
-        </w:rPr>
-        <w:t>Художня філософія</w:t>
-      </w:r>
-    </w:p>
-    <w:p>
-      <w:pPr>
-        <w:widowControl/>
-        <w:spacing w:after="180" w:before="0" w:line="280" w:lineRule="exact"/>
-        <w:jc w:val="both"/>
-      </w:pPr>
-      <w:r>
-        <w:rPr>
-          <w:rFonts w:ascii="Arial" w:hAnsi="Arial"/>
-          <w:b w:val="0"/>
-          <w:sz w:val="21"/>
-        </w:rPr>
-        <w:t>Форма ніколи не існує виключно заради власної естетичної виразності. За її пластикою, кольором, фактурою та просторовими співвідношеннями приховане прагнення досліджувати природу людського досвіду.</w:t>
-      </w:r>
-    </w:p>
-    <w:p>
-      <w:pPr>
-        <w:widowControl/>
-        <w:spacing w:after="180" w:before="0" w:line="280" w:lineRule="exact"/>
-        <w:jc w:val="both"/>
-      </w:pPr>
-      <w:r>
-        <w:rPr>
-          <w:rFonts w:ascii="Arial" w:hAnsi="Arial"/>
-          <w:b w:val="0"/>
-          <w:sz w:val="21"/>
-        </w:rPr>
-        <w:t>Особливого значення набуває ідея суперечності: між свободою й обмеженням, стійкістю та крихкістю, присутністю й відсутністю, індивідуальністю та належністю до цілого.</w:t>
-      </w:r>
-    </w:p>
-    <w:p>
-      <w:pPr>
-        <w:widowControl/>
-        <w:spacing w:after="180" w:before="0" w:line="280" w:lineRule="exact"/>
-        <w:jc w:val="both"/>
-      </w:pPr>
-      <w:r>
-        <w:rPr>
-          <w:rFonts w:ascii="Arial" w:hAnsi="Arial"/>
-          <w:b w:val="0"/>
-          <w:sz w:val="21"/>
-        </w:rPr>
-        <w:t>Художні твори не прагнуть запропонувати глядачеві єдину правильну інтерпретацію. Навпаки, вони формують простір для роздумів, особистого переживання й самостійного пошуку сенсу.</w:t>
-      </w:r>
-    </w:p>
-    <w:p>
-      <w:pPr>
-        <w:widowControl/>
-        <w:spacing w:after="180" w:before="0" w:line="280" w:lineRule="exact"/>
-        <w:jc w:val="both"/>
-      </w:pPr>
-      <w:r>
-        <w:rPr>
-          <w:rFonts w:ascii="Arial" w:hAnsi="Arial"/>
-          <w:b w:val="0"/>
-          <w:sz w:val="21"/>
-        </w:rPr>
-        <w:t>Розвиток авторської практики пов’язаний із подальшим дослідженням концептуальної скульптури, трансформованих об’єктів і взаємодії різних візуальних дисциплін.</w:t>
-      </w:r>
-    </w:p>
-    <w:p>
-      <w:pPr>
-        <w:widowControl/>
-        <w:spacing w:after="180" w:before="0" w:line="280" w:lineRule="exact"/>
-        <w:jc w:val="both"/>
-      </w:pPr>
-      <w:r>
-        <w:rPr>
-          <w:rFonts w:ascii="Arial" w:hAnsi="Arial"/>
-          <w:b w:val="0"/>
-          <w:sz w:val="21"/>
-        </w:rPr>
-        <w:t>Мистецтво тут стає не стільки способом зображувати дійсність, скільки можливістю ставити питання про людину, її внутрішній світ і здатність самостійно визначати форму власного існування.</w:t>
+        <w:t>2020 · «Мрій не забагато», II Всеукраїнський мистецький конкурс, Тернопіль, Україна — 1-ше місце.</w:t>
       </w:r>
     </w:p>
     <w:sectPr>
+      <w:footerReference w:type="default" r:id="rId9"/>
       <w:pgSz w:w="11906" w:h="16838"/>
-      <w:pgMar w:top="652" w:right="624" w:bottom="680" w:left="624" w:header="720" w:footer="720" w:gutter="0"/>
+      <w:pgMar w:top="879" w:right="964" w:bottom="850" w:left="964" w:header="720" w:footer="720" w:gutter="0"/>
       <w:cols w:space="720"/>
       <w:docGrid w:linePitch="360"/>
     </w:sectPr>
   </w:body>
 </w:document>
+</file>
+
+<file path=word/footer1.xml><?xml version="1.0" encoding="utf-8"?>
+<w:ftr xmlns:m="http://schemas.openxmlformats.org/officeDocument/2006/math" xmlns:mc="http://schemas.openxmlformats.org/markup-compatibility/2006" xmlns:mo="http://schemas.microsoft.com/office/mac/office/2008/main" xmlns:mv="urn:schemas-microsoft-com:mac:vml" xmlns:o="urn:schemas-microsoft-com:office:office" xmlns:r="http://schemas.openxmlformats.org/officeDocument/2006/relationships" xmlns:v="urn:schemas-microsoft-com:vml" xmlns:w10="urn:schemas-microsoft-com:office:word" xmlns:w14="http://schemas.microsoft.com/office/word/2010/wordml" xmlns:w="http://schemas.openxmlformats.org/wordprocessingml/2006/main" xmlns:wne="http://schemas.microsoft.com/office/word/2006/wordml" xmlns:wp14="http://schemas.microsoft.com/office/word/2010/wordprocessingDrawing" xmlns:wp="http://schemas.openxmlformats.org/drawingml/2006/wordprocessingDrawing" xmlns:wpc="http://schemas.microsoft.com/office/word/2010/wordprocessingCanvas" xmlns:wpg="http://schemas.microsoft.com/office/word/2010/wordprocessingGroup" xmlns:wpi="http://schemas.microsoft.com/office/word/2010/wordprocessingInk" xmlns:wps="http://schemas.microsoft.com/office/word/2010/wordprocessingShape" mc:Ignorable="w14 wp14">
+  <w:p>
+    <w:pPr>
+      <w:pStyle w:val="Footer"/>
+      <w:jc w:val="right"/>
+    </w:pPr>
+    <w:r>
+      <w:rPr>
+        <w:color w:val="666666"/>
+        <w:sz w:val="16"/>
+      </w:rPr>
+      <w:t xml:space="preserve">Krystyna Mishchenko  ·  </w:t>
+    </w:r>
+    <w:fldSimple w:instr="PAGE"/>
+  </w:p>
+</w:ftr>
 </file>
 
 <file path=word/numbering.xml><?xml version="1.0" encoding="utf-8"?>
@@ -1443,10 +598,12 @@
     <w:qFormat/>
     <w:rsid w:val="00FC693F"/>
     <w:pPr>
-      <w:spacing w:line="240" w:lineRule="auto" w:after="120"/>
+      <w:widowControl/>
+      <w:spacing w:after="120" w:line="269" w:lineRule="auto"/>
     </w:pPr>
     <w:rPr>
       <w:rFonts w:ascii="Arial" w:hAnsi="Arial"/>
+      <w:color w:val="000000"/>
       <w:sz w:val="21"/>
     </w:rPr>
   </w:style>
@@ -1505,15 +662,15 @@
     <w:pPr>
       <w:keepNext/>
       <w:keepLines/>
-      <w:spacing w:before="480" w:after="0"/>
+      <w:spacing w:before="240" w:after="120" w:line="269" w:lineRule="auto"/>
       <w:outlineLvl w:val="0"/>
     </w:pPr>
     <w:rPr>
-      <w:rFonts w:asciiTheme="majorHAnsi" w:eastAsiaTheme="majorEastAsia" w:hAnsiTheme="majorHAnsi" w:cstheme="majorBidi"/>
+      <w:rFonts w:asciiTheme="majorHAnsi" w:eastAsiaTheme="majorEastAsia" w:hAnsiTheme="majorHAnsi" w:cstheme="majorBidi" w:ascii="Arial" w:hAnsi="Arial"/>
       <w:b/>
       <w:bCs/>
-      <w:color w:val="365F91" w:themeColor="accent1" w:themeShade="BF"/>
-      <w:sz w:val="28"/>
+      <w:color w:val="000000"/>
+      <w:sz w:val="26"/>
       <w:szCs w:val="28"/>
     </w:rPr>
   </w:style>
@@ -1529,15 +686,15 @@
     <w:pPr>
       <w:keepNext/>
       <w:keepLines/>
-      <w:spacing w:before="200" w:after="0"/>
+      <w:spacing w:before="200" w:after="120" w:line="269" w:lineRule="auto"/>
       <w:outlineLvl w:val="1"/>
     </w:pPr>
     <w:rPr>
-      <w:rFonts w:asciiTheme="majorHAnsi" w:eastAsiaTheme="majorEastAsia" w:hAnsiTheme="majorHAnsi" w:cstheme="majorBidi"/>
+      <w:rFonts w:asciiTheme="majorHAnsi" w:eastAsiaTheme="majorEastAsia" w:hAnsiTheme="majorHAnsi" w:cstheme="majorBidi" w:ascii="Arial" w:hAnsi="Arial"/>
       <w:b/>
       <w:bCs/>
-      <w:color w:val="4F81BD" w:themeColor="accent1"/>
-      <w:sz w:val="26"/>
+      <w:color w:val="000000"/>
+      <w:sz w:val="22"/>
       <w:szCs w:val="26"/>
     </w:rPr>
   </w:style>
@@ -1791,18 +948,17 @@
     <w:qFormat/>
     <w:rsid w:val="00FC693F"/>
     <w:pPr>
-      <w:pBdr>
-        <w:bottom w:val="single" w:sz="8" w:space="4" w:color="4F81BD" w:themeColor="accent1"/>
-      </w:pBdr>
-      <w:spacing w:after="300" w:line="240" w:lineRule="auto"/>
+      <w:keepNext/>
+      <w:spacing w:after="120" w:line="269" w:lineRule="auto"/>
       <w:contextualSpacing/>
     </w:pPr>
     <w:rPr>
-      <w:rFonts w:asciiTheme="majorHAnsi" w:eastAsiaTheme="majorEastAsia" w:hAnsiTheme="majorHAnsi" w:cstheme="majorBidi"/>
-      <w:color w:val="17365D" w:themeColor="text2" w:themeShade="BF"/>
+      <w:rFonts w:asciiTheme="majorHAnsi" w:eastAsiaTheme="majorEastAsia" w:hAnsiTheme="majorHAnsi" w:cstheme="majorBidi" w:ascii="Arial" w:hAnsi="Arial"/>
+      <w:b/>
+      <w:color w:val="000000"/>
       <w:spacing w:val="5"/>
       <w:kern w:val="28"/>
-      <w:sz w:val="52"/>
+      <w:sz w:val="48"/>
       <w:szCs w:val="52"/>
     </w:rPr>
   </w:style>
@@ -2278,9 +1434,6 @@
     <w:qFormat/>
     <w:rsid w:val="00FC693F"/>
     <w:pPr>
-      <w:pBdr>
-        <w:bottom w:val="single" w:sz="4" w:space="4" w:color="4F81BD" w:themeColor="accent1"/>
-      </w:pBdr>
       <w:spacing w:before="200" w:after="280"/>
       <w:ind w:left="936" w:right="936"/>
     </w:pPr>

--- a/dist/assets/documents/Krystyna-Mishchenko-Artistic-Journey-UK.docx
+++ b/dist/assets/documents/Krystyna-Mishchenko-Artistic-Journey-UK.docx
@@ -2,6 +2,18 @@
 <file path=word/document.xml><?xml version="1.0" encoding="utf-8"?>
 <w:document xmlns:wpc="http://schemas.microsoft.com/office/word/2010/wordprocessingCanvas" xmlns:mo="http://schemas.microsoft.com/office/mac/office/2008/main" xmlns:mc="http://schemas.openxmlformats.org/markup-compatibility/2006" xmlns:mv="urn:schemas-microsoft-com:mac:vml" xmlns:o="urn:schemas-microsoft-com:office:office" xmlns:r="http://schemas.openxmlformats.org/officeDocument/2006/relationships" xmlns:m="http://schemas.openxmlformats.org/officeDocument/2006/math" xmlns:v="urn:schemas-microsoft-com:vml" xmlns:wp14="http://schemas.microsoft.com/office/word/2010/wordprocessingDrawing" xmlns:wp="http://schemas.openxmlformats.org/drawingml/2006/wordprocessingDrawing" xmlns:w10="urn:schemas-microsoft-com:office:word" xmlns:w="http://schemas.openxmlformats.org/wordprocessingml/2006/main" xmlns:w14="http://schemas.microsoft.com/office/word/2010/wordml" xmlns:wpg="http://schemas.microsoft.com/office/word/2010/wordprocessingGroup" xmlns:wpi="http://schemas.microsoft.com/office/word/2010/wordprocessingInk" xmlns:wne="http://schemas.microsoft.com/office/word/2006/wordml" xmlns:wps="http://schemas.microsoft.com/office/word/2010/wordprocessingShape" mc:Ignorable="w14 wp14">
   <w:body>
+    <w:p>
+      <w:pPr>
+        <w:spacing w:after="220"/>
+      </w:pPr>
+      <w:r>
+        <w:rPr>
+          <w:color w:val="574B36"/>
+          <w:sz w:val="18"/>
+        </w:rPr>
+        <w:t>ТВОРЧИЙ ШЛЯХ</w:t>
+      </w:r>
+    </w:p>
     <w:p>
       <w:pPr>
         <w:pStyle w:val="Title"/>
@@ -11,73 +23,110 @@
       </w:r>
     </w:p>
     <w:p>
-      <w:pPr>
-        <w:pStyle w:val="Heading2"/>
-      </w:pPr>
       <w:r>
-        <w:t>Творчий шлях</w:t>
+        <w:t>Художня кераміка та скульптура</w:t>
+      </w:r>
+    </w:p>
+    <w:tbl>
+      <w:tblPr>
+        <w:tblW w:type="auto" w:w="0"/>
+        <w:tblLook w:firstColumn="1" w:firstRow="1" w:lastColumn="0" w:lastRow="0" w:noHBand="0" w:noVBand="1" w:val="04A0"/>
+      </w:tblPr>
+      <w:tblGrid>
+        <w:gridCol w:w="9866"/>
+      </w:tblGrid>
+      <w:tr>
+        <w:tc>
+          <w:tcPr>
+            <w:tcW w:type="dxa" w:w="9866"/>
+            <w:shd w:fill="F2EEE6"/>
+          </w:tcPr>
+          <w:p>
+            <w:pPr>
+              <w:spacing w:after="60"/>
+            </w:pPr>
+            <w:r>
+              <w:rPr>
+                <w:sz w:val="17"/>
+              </w:rPr>
+              <w:t>Народилася 1997 року  ·  Хемніц, Саксонія, Німеччина</w:t>
+            </w:r>
+          </w:p>
+          <w:p>
+            <w:pPr>
+              <w:spacing w:after="60"/>
+            </w:pPr>
+            <w:r>
+              <w:rPr>
+                <w:sz w:val="17"/>
+              </w:rPr>
+              <w:t>m.krystyna.197@gmail.com  ·  DE +49 1575 3604617  ·  UA +380 93 1324782</w:t>
+            </w:r>
+          </w:p>
+        </w:tc>
+      </w:tr>
+    </w:tbl>
+    <w:p>
+      <w:r>
+        <w:t>Кристина Міщенко — українська художниця, народилася 1997 року, живе та працює в Хемніці, Німеччина. Її основний матеріал — кераміка; рисунок і живопис супроводжують пошук пластичного рішення. Людський силует, геометрична форма й порожнеча стають способом говорити про свободу, належність і внутрішній досвід людини.</w:t>
       </w:r>
     </w:p>
     <w:p>
       <w:r>
-        <w:t>Художниця-керамістка · Візуальне мистецтво</w:t>
+        <w:t>У 2016 році закінчила Харківське художнє училище, у 2020 році здобула ступінь бакалавра, а у 2022 — магістра художньої кераміки в Київській державній академії імені Михайла Бойчука. Брала участь у мистецьких проєктах в Україні, Польщі, Латвії та Фінляндії. Із серпня 2022 року є членкинею ZPAP у Варшаві.</w:t>
       </w:r>
     </w:p>
     <w:p>
       <w:r>
-        <w:t>Хемніц, Саксонія, Німеччина</w:t>
+        <w:t>У 2022 році брала участь у двотижневій міжнародній резиденції «Мистецтво для України» у Бренні та отримала стипендію Wawerskie Centrum Kultury у Варшаві для проєкту «Без назви. Чи є у добра ім’я».</w:t>
       </w:r>
     </w:p>
     <w:p>
       <w:pPr>
-        <w:pStyle w:val="Heading1"/>
+        <w:spacing w:before="120"/>
       </w:pPr>
       <w:r>
-        <w:t>Від рисунка до об’ємної форми</w:t>
-      </w:r>
-    </w:p>
-    <w:p>
-      <w:r>
-        <w:t>Кристина Міщенко — українська художниця-керамістка, яка мешкає в Хемніці, Саксонія, Німеччина. Її мистецька освіта розпочалася в художньому училищі Харкова: у 2012–2016 роках вона здобула кваліфікацію художника-виконавця та викладача. Далі навчалася художньої кераміки в Київській державній академії декоративного мистецтва і дизайну імені Михайла Бойчука, завершивши бакалаврат у 2020 році та магістратуру у 2022 році. Графіка й живопис залишаються частиною її практики поряд із керамічною скульптурою та декоративними творами.</w:t>
+        <w:drawing>
+          <wp:inline xmlns:a="http://schemas.openxmlformats.org/drawingml/2006/main" xmlns:pic="http://schemas.openxmlformats.org/drawingml/2006/picture">
+            <wp:extent cx="6083999" cy="4562999"/>
+            <wp:docPr id="1" name="Picture 1"/>
+            <wp:cNvGraphicFramePr>
+              <a:graphicFrameLocks noChangeAspect="1"/>
+            </wp:cNvGraphicFramePr>
+            <a:graphic>
+              <a:graphicData uri="http://schemas.openxmlformats.org/drawingml/2006/picture">
+                <pic:pic>
+                  <pic:nvPicPr>
+                    <pic:cNvPr id="0" name="1.jpg"/>
+                    <pic:cNvPicPr/>
+                  </pic:nvPicPr>
+                  <pic:blipFill>
+                    <a:blip r:embed="rId10"/>
+                    <a:stretch>
+                      <a:fillRect/>
+                    </a:stretch>
+                  </pic:blipFill>
+                  <pic:spPr>
+                    <a:xfrm>
+                      <a:off x="0" y="0"/>
+                      <a:ext cx="6083999" cy="4562999"/>
+                    </a:xfrm>
+                    <a:prstGeom prst="rect"/>
+                  </pic:spPr>
+                </pic:pic>
+              </a:graphicData>
+            </a:graphic>
+          </wp:inline>
+        </w:drawing>
       </w:r>
     </w:p>
     <w:p>
       <w:pPr>
-        <w:pStyle w:val="Heading1"/>
+        <w:pStyle w:val="Caption"/>
+        <w:keepNext w:val="0"/>
       </w:pPr>
       <w:r>
-        <w:t>Матеріал і професійна практика</w:t>
-      </w:r>
-    </w:p>
-    <w:p>
-      <w:r>
-        <w:t>Робота в керамічних майстернях поєднала академічну підготовку з виробництвом і викладанням. Кристина працювала в PROCS у 2018–2021 роках, у SAGA POTTERY — з листопада 2020 до лютого 2022 року, у Studio Gozhar — у 2020 році. Її досвід охоплює розроблення виробів, координацію роботи та проведення занять із кераміки для дітей і дорослих. Шамотна маса, порцеляна, поливи й пігменти відкривають різні можливості дослідження поверхні, об’єму та взаємодії предмета з простором.</w:t>
-      </w:r>
-    </w:p>
-    <w:p>
-      <w:pPr>
-        <w:pStyle w:val="Heading1"/>
-      </w:pPr>
-      <w:r>
-        <w:t>Ідентичність, пам’ять та участь глядача</w:t>
-      </w:r>
-    </w:p>
-    <w:p>
-      <w:r>
-        <w:t>У керамічних композиціях художниця звертається до індивідуальності, належності, втрати та внутрішнього світу людини. У «Білих маках» відповідність людської фігури геометричному блоку стає питанням про пристосування і свободу. «Мить» розкриває тему часу через співвідношення матеріальної форми, світла й порожнечі. «Капітал ідентичності» переносить ці роздуми у трансформовану композицію: окремі елементи можна переставляти, залучаючи глядача до створення твору. Ідентичність постає безперервним процесом становлення.</w:t>
-      </w:r>
-    </w:p>
-    <w:p>
-      <w:pPr>
-        <w:pStyle w:val="Heading1"/>
-      </w:pPr>
-      <w:r>
-        <w:t>Професійне членство</w:t>
-      </w:r>
-    </w:p>
-    <w:p>
-      <w:r>
-        <w:t>Із серпня 2022 — Асоціація польських художників і дизайнерів (ZPAP), Варшава, Польща.</w:t>
+        <w:t>Білі маки 2022 · Авторська керамічна композиція</w:t>
       </w:r>
     </w:p>
     <w:p>
@@ -90,7 +139,7 @@
         <w:pStyle w:val="Title"/>
       </w:pPr>
       <w:r>
-        <w:t>Виставки та нагороди</w:t>
+        <w:t>Авторська практика</w:t>
       </w:r>
     </w:p>
     <w:p>
@@ -103,77 +152,17 @@
         <w:pStyle w:val="Heading1"/>
       </w:pPr>
       <w:r>
-        <w:t>Виставки та мистецькі проєкти</w:t>
+        <w:t>ЗАДУМ І ФОРМА</w:t>
       </w:r>
     </w:p>
     <w:p>
       <w:r>
-        <w:t>11.04.2024 · «Незламність традиції» — Національний музей декоративного мистецтва України, Київ, Україна.</w:t>
+        <w:t>Відправна точка моєї роботи — творчий задум. Мене цікавить, як людина зберігає індивідуальність, переживає зміни та вибудовує стосунки з іншими. Я шукаю для цих питань пластичну мову: зіставляю фігуру й геометричний об’єм, цілісну поверхню й отвір, колір і фактуру. Важливо, щоб художня ідея читалася в самій будові твору.</w:t>
       </w:r>
     </w:p>
     <w:p>
       <w:r>
-        <w:t>2023 · «Мистецтво молодих» — виставковий проєкт, Львів, Україна.</w:t>
-      </w:r>
-    </w:p>
-    <w:p>
-      <w:r>
-        <w:t>2023 · «Спадковість і новаторство» — Національна спілка художників, Київ, Україна.</w:t>
-      </w:r>
-    </w:p>
-    <w:p>
-      <w:r>
-        <w:t>15.04–07.05.2023 · «Коріння української душі» — Варшава, Польща.</w:t>
-      </w:r>
-    </w:p>
-    <w:p>
-      <w:r>
-        <w:t>17.02–03.03.2023 · «Коріння української душі» — Будинок Європейського союзу, Рига, Латвія.</w:t>
-      </w:r>
-    </w:p>
-    <w:p>
-      <w:r>
-        <w:t>14–28.11.2022 · Poland – Finland – Ukraine Unit in Art for Peace — Європейська комісія, Гельсінкі, Фінляндія.</w:t>
-      </w:r>
-    </w:p>
-    <w:p>
-      <w:r>
-        <w:t>2022 · «Мистецтво для України» — міжнародний проєкт, Бренна, Польща.</w:t>
-      </w:r>
-    </w:p>
-    <w:p>
-      <w:r>
-        <w:t>2022 · «Добро — інструкція» — польсько-українська виставка філософії та мистецтва для дітей від 4 до 104 років; Wawerskie Centrum Kultury, Мендзилесе, Варшава, Польща.</w:t>
-      </w:r>
-    </w:p>
-    <w:p>
-      <w:r>
-        <w:t>2022 · Друге національне бієнале малої керамічної форми — Культурний центр Вейгерово, Вейгерово, Польща.</w:t>
-      </w:r>
-    </w:p>
-    <w:p>
-      <w:r>
-        <w:t>2022 · «Азимут Chrzęsne 2022» — вернісаж, Chrzęsne, Польща.</w:t>
-      </w:r>
-    </w:p>
-    <w:p>
-      <w:r>
-        <w:t>2022 · Otwarte Ogrody Artystów Dąbrowy — одноденна виставка, Варшава, Польща.</w:t>
-      </w:r>
-    </w:p>
-    <w:p>
-      <w:r>
-        <w:t>2022 · Beskidzki Dom Zielin «Przytulnia» — одноденна виставка, Бренна, Польща.</w:t>
-      </w:r>
-    </w:p>
-    <w:p>
-      <w:r>
-        <w:t>15–22.05.2021 · CeGlina 2021 — проєкт сучасної кераміки, галерея CeGlinaArt, Київ, Україна.</w:t>
-      </w:r>
-    </w:p>
-    <w:p>
-      <w:r>
-        <w:t>2019 · «Кращий твір 2019 року» — всеукраїнська виставка-конкурс, Національне об’єднання художників народного мистецтва України, Київ, Україна.</w:t>
+        <w:t>У «Білих маках» людська фігура та монолітний блок розкривають напруження між особистістю і системою. У «Зустрічах» самостійні об’єкти звертаються до ізоляції та потреби у близькості. Для кожного задуму я шукаю власне співвідношення форми, матеріалу й простору.</w:t>
       </w:r>
     </w:p>
     <w:p>
@@ -181,33 +170,55 @@
         <w:pStyle w:val="Heading1"/>
       </w:pPr>
       <w:r>
-        <w:t>Нагороди та відзнаки</w:t>
+        <w:t>ТВІР І ГЛЯДАЧ</w:t>
       </w:r>
     </w:p>
     <w:p>
       <w:r>
-        <w:t>2021 · GOLDEN TIME, міжнародний фестиваль мистецтв, Лондон, Велика Британія — 1-ше та 2-ге місця.</w:t>
+        <w:t>У трансформативній композиції «Капітал ідентичності» (2022) розташування елементів можна змінювати. Глядач бере участь у створенні нових поєднань, а ідентичність розкривається як процес, що триває. Для мене важливо залишити у творі простір для особистого прочитання, зберігаючи ясність авторського задуму.</w:t>
+      </w:r>
+    </w:p>
+    <w:p>
+      <w:pPr>
+        <w:pStyle w:val="Heading1"/>
+      </w:pPr>
+      <w:r>
+        <w:t>СПІВПРАЦЯ</w:t>
       </w:r>
     </w:p>
     <w:p>
       <w:r>
-        <w:t>2021 · «Моя територія натхнення», III Всеукраїнський конкурс прикладного та образотворчого мистецтва, Луцьк, Україна — 1-ше місце.</w:t>
+        <w:t>Відкрита до виставкових і кураторських проєктів, резиденцій, авторських замовлень та створення керамічних композицій для інтер’єру. Цікавить співпраця, у якій художній задум розвивається в діалозі з простором і завданням проєкту.</w:t>
       </w:r>
     </w:p>
-    <w:p>
-      <w:r>
-        <w:t>02–05.2021 · МАЛЮЙ.UA, міжнародний мистецький фестиваль, Київ, Україна — фіналіст.</w:t>
-      </w:r>
-    </w:p>
-    <w:p>
-      <w:r>
-        <w:t>2020 · «Мрій не забагато», II Всеукраїнський мистецький конкурс, Тернопіль, Україна — 1-ше місце.</w:t>
-      </w:r>
-    </w:p>
+    <w:tbl>
+      <w:tblPr>
+        <w:tblW w:type="auto" w:w="0"/>
+        <w:tblLook w:firstColumn="1" w:firstRow="1" w:lastColumn="0" w:lastRow="0" w:noHBand="0" w:noVBand="1" w:val="04A0"/>
+      </w:tblPr>
+      <w:tblGrid>
+        <w:gridCol w:w="9866"/>
+      </w:tblGrid>
+      <w:tr>
+        <w:tc>
+          <w:tcPr>
+            <w:tcW w:type="dxa" w:w="9866"/>
+            <w:shd w:fill="F2EEE6"/>
+          </w:tcPr>
+          <w:p>
+            <w:r>
+              <w:t>m.krystyna.197@gmail.com</w:t>
+              <w:br/>
+              <w:t>Хемніц, Саксонія, Німеччина</w:t>
+            </w:r>
+          </w:p>
+        </w:tc>
+      </w:tr>
+    </w:tbl>
     <w:sectPr>
       <w:footerReference w:type="default" r:id="rId9"/>
       <w:pgSz w:w="11906" w:h="16838"/>
-      <w:pgMar w:top="879" w:right="964" w:bottom="850" w:left="964" w:header="720" w:footer="720" w:gutter="0"/>
+      <w:pgMar w:top="907" w:right="1020" w:bottom="907" w:left="1020" w:header="720" w:footer="720" w:gutter="0"/>
       <w:cols w:space="720"/>
       <w:docGrid w:linePitch="360"/>
     </w:sectPr>
@@ -224,10 +235,10 @@
     </w:pPr>
     <w:r>
       <w:rPr>
-        <w:color w:val="666666"/>
+        <w:color w:val="666158"/>
         <w:sz w:val="16"/>
       </w:rPr>
-      <w:t xml:space="preserve">Krystyna Mishchenko  ·  </w:t>
+      <w:t xml:space="preserve">KRYSTYNA MISHCHENKO   /   </w:t>
     </w:r>
     <w:fldSimple w:instr="PAGE"/>
   </w:p>
@@ -598,12 +609,11 @@
     <w:qFormat/>
     <w:rsid w:val="00FC693F"/>
     <w:pPr>
-      <w:widowControl/>
-      <w:spacing w:after="120" w:line="269" w:lineRule="auto"/>
+      <w:spacing w:line="269" w:lineRule="auto" w:after="120"/>
     </w:pPr>
     <w:rPr>
       <w:rFonts w:ascii="Arial" w:hAnsi="Arial"/>
-      <w:color w:val="000000"/>
+      <w:color w:val="252420"/>
       <w:sz w:val="21"/>
     </w:rPr>
   </w:style>
@@ -662,15 +672,15 @@
     <w:pPr>
       <w:keepNext/>
       <w:keepLines/>
-      <w:spacing w:before="240" w:after="120" w:line="269" w:lineRule="auto"/>
+      <w:spacing w:before="260" w:after="140" w:line="269" w:lineRule="auto"/>
       <w:outlineLvl w:val="0"/>
     </w:pPr>
     <w:rPr>
       <w:rFonts w:asciiTheme="majorHAnsi" w:eastAsiaTheme="majorEastAsia" w:hAnsiTheme="majorHAnsi" w:cstheme="majorBidi" w:ascii="Arial" w:hAnsi="Arial"/>
       <w:b/>
       <w:bCs/>
-      <w:color w:val="000000"/>
-      <w:sz w:val="26"/>
+      <w:color w:val="252420"/>
+      <w:sz w:val="22"/>
       <w:szCs w:val="28"/>
     </w:rPr>
   </w:style>
@@ -693,8 +703,8 @@
       <w:rFonts w:asciiTheme="majorHAnsi" w:eastAsiaTheme="majorEastAsia" w:hAnsiTheme="majorHAnsi" w:cstheme="majorBidi" w:ascii="Arial" w:hAnsi="Arial"/>
       <w:b/>
       <w:bCs/>
-      <w:color w:val="000000"/>
-      <w:sz w:val="22"/>
+      <w:color w:val="252420"/>
+      <w:sz w:val="24"/>
       <w:szCs w:val="26"/>
     </w:rPr>
   </w:style>
@@ -949,7 +959,7 @@
     <w:rsid w:val="00FC693F"/>
     <w:pPr>
       <w:keepNext/>
-      <w:spacing w:after="120" w:line="269" w:lineRule="auto"/>
+      <w:spacing w:after="140" w:line="269" w:lineRule="auto"/>
       <w:contextualSpacing/>
     </w:pPr>
     <w:rPr>
@@ -958,7 +968,7 @@
       <w:color w:val="000000"/>
       <w:spacing w:val="5"/>
       <w:kern w:val="28"/>
-      <w:sz w:val="48"/>
+      <w:sz w:val="58"/>
       <w:szCs w:val="52"/>
     </w:rPr>
   </w:style>
@@ -1393,12 +1403,14 @@
     <w:qFormat/>
     <w:rsid w:val="00FC693F"/>
     <w:pPr>
-      <w:spacing w:line="240" w:lineRule="auto"/>
+      <w:keepNext/>
+      <w:spacing w:line="269" w:lineRule="auto" w:after="120"/>
     </w:pPr>
     <w:rPr>
+      <w:rFonts w:ascii="Arial" w:hAnsi="Arial"/>
       <w:b/>
       <w:bCs/>
-      <w:color w:val="4F81BD" w:themeColor="accent1"/>
+      <w:color w:val="252420"/>
       <w:sz w:val="18"/>
       <w:szCs w:val="18"/>
     </w:rPr>

--- a/dist/assets/documents/Krystyna-Mishchenko-Artistic-Journey-UK.docx
+++ b/dist/assets/documents/Krystyna-Mishchenko-Artistic-Journey-UK.docx
@@ -19,7 +19,10 @@
         <w:pStyle w:val="Title"/>
       </w:pPr>
       <w:r>
-        <w:t>Кристина Міщенко</w:t>
+        <w:rPr>
+          <w:spacing w:val="24"/>
+        </w:rPr>
+        <w:t>КРИСТИНА МІЩЕНКО</w:t>
       </w:r>
     </w:p>
     <w:p>
@@ -49,7 +52,9 @@
               <w:rPr>
                 <w:sz w:val="17"/>
               </w:rPr>
-              <w:t>Народилася 1997 року  ·  Хемніц, Саксонія, Німеччина</w:t>
+              <w:t>Народилася 1997 року, Україна</w:t>
+              <w:br/>
+              <w:t>Місце проживання: Німеччина, Хемніц, Саксонія</w:t>
             </w:r>
           </w:p>
           <w:p>
@@ -67,8 +72,13 @@
       </w:tr>
     </w:tbl>
     <w:p>
+      <w:pPr>
+        <w:spacing w:after="160" w:line="72" w:lineRule="auto"/>
+      </w:pPr>
+    </w:p>
+    <w:p>
       <w:r>
-        <w:t>Кристина Міщенко — українська художниця, народилася 1997 року, живе та працює в Хемніці, Німеччина. Її основний матеріал — кераміка; рисунок і живопис супроводжують пошук пластичного рішення. Людський силует, геометрична форма й порожнеча стають способом говорити про свободу, належність і внутрішній досвід людини.</w:t>
+        <w:t>Кристина Міщенко — українська художниця, народилася 1997 року в Україні, живе та працює в Хемніці, Німеччина. Її основний матеріал — кераміка; рисунок і живопис супроводжують пошук пластичного рішення. Людський силует, геометрична форма й порожнеча стають способом говорити про свободу, належність і внутрішній досвід людини.</w:t>
       </w:r>
     </w:p>
     <w:p>
@@ -83,72 +93,6 @@
     </w:p>
     <w:p>
       <w:pPr>
-        <w:spacing w:before="120"/>
-      </w:pPr>
-      <w:r>
-        <w:drawing>
-          <wp:inline xmlns:a="http://schemas.openxmlformats.org/drawingml/2006/main" xmlns:pic="http://schemas.openxmlformats.org/drawingml/2006/picture">
-            <wp:extent cx="6083999" cy="4562999"/>
-            <wp:docPr id="1" name="Picture 1"/>
-            <wp:cNvGraphicFramePr>
-              <a:graphicFrameLocks noChangeAspect="1"/>
-            </wp:cNvGraphicFramePr>
-            <a:graphic>
-              <a:graphicData uri="http://schemas.openxmlformats.org/drawingml/2006/picture">
-                <pic:pic>
-                  <pic:nvPicPr>
-                    <pic:cNvPr id="0" name="1.jpg"/>
-                    <pic:cNvPicPr/>
-                  </pic:nvPicPr>
-                  <pic:blipFill>
-                    <a:blip r:embed="rId10"/>
-                    <a:stretch>
-                      <a:fillRect/>
-                    </a:stretch>
-                  </pic:blipFill>
-                  <pic:spPr>
-                    <a:xfrm>
-                      <a:off x="0" y="0"/>
-                      <a:ext cx="6083999" cy="4562999"/>
-                    </a:xfrm>
-                    <a:prstGeom prst="rect"/>
-                  </pic:spPr>
-                </pic:pic>
-              </a:graphicData>
-            </a:graphic>
-          </wp:inline>
-        </w:drawing>
-      </w:r>
-    </w:p>
-    <w:p>
-      <w:pPr>
-        <w:pStyle w:val="Caption"/>
-        <w:keepNext w:val="0"/>
-      </w:pPr>
-      <w:r>
-        <w:t>Білі маки 2022 · Авторська керамічна композиція</w:t>
-      </w:r>
-    </w:p>
-    <w:p>
-      <w:r>
-        <w:br w:type="page"/>
-      </w:r>
-    </w:p>
-    <w:p>
-      <w:pPr>
-        <w:pStyle w:val="Title"/>
-      </w:pPr>
-      <w:r>
-        <w:t>Авторська практика</w:t>
-      </w:r>
-    </w:p>
-    <w:p>
-      <w:r>
-        <w:t>Кристина Міщенко</w:t>
-      </w:r>
-    </w:p>
-    <w:p>
-      <w:pPr>
         <w:pStyle w:val="Heading1"/>
       </w:pPr>
       <w:r>
@@ -157,25 +101,12 @@
     </w:p>
     <w:p>
       <w:r>
-        <w:t>Відправна точка моєї роботи — творчий задум. Мене цікавить, як людина зберігає індивідуальність, переживає зміни та вибудовує стосунки з іншими. Я шукаю для цих питань пластичну мову: зіставляю фігуру й геометричний об’єм, цілісну поверхню й отвір, колір і фактуру. Важливо, щоб художня ідея читалася в самій будові твору.</w:t>
+        <w:t>У «Білих маках» людська фігура та монолітний блок розкривають напруження між особистістю і системою. У «Зустрічах» самостійні об’єкти звертаються до ізоляції та потреби у близькості.</w:t>
       </w:r>
     </w:p>
     <w:p>
       <w:r>
-        <w:t>У «Білих маках» людська фігура та монолітний блок розкривають напруження між особистістю і системою. У «Зустрічах» самостійні об’єкти звертаються до ізоляції та потреби у близькості. Для кожного задуму я шукаю власне співвідношення форми, матеріалу й простору.</w:t>
-      </w:r>
-    </w:p>
-    <w:p>
-      <w:pPr>
-        <w:pStyle w:val="Heading1"/>
-      </w:pPr>
-      <w:r>
-        <w:t>ТВІР І ГЛЯДАЧ</w:t>
-      </w:r>
-    </w:p>
-    <w:p>
-      <w:r>
-        <w:t>У трансформативній композиції «Капітал ідентичності» (2022) розташування елементів можна змінювати. Глядач бере участь у створенні нових поєднань, а ідентичність розкривається як процес, що триває. Для мене важливо залишити у творі простір для особистого прочитання, зберігаючи ясність авторського задуму.</w:t>
+        <w:t>У трансформативній композиції «Капітал ідентичності» (2022) розташування елементів можна змінювати. Глядач бере участь у створенні нових поєднань, а ідентичність розкривається як процес, що триває.</w:t>
       </w:r>
     </w:p>
     <w:p>
@@ -191,30 +122,6 @@
         <w:t>Відкрита до виставкових і кураторських проєктів, резиденцій, авторських замовлень та створення керамічних композицій для інтер’єру. Цікавить співпраця, у якій художній задум розвивається в діалозі з простором і завданням проєкту.</w:t>
       </w:r>
     </w:p>
-    <w:tbl>
-      <w:tblPr>
-        <w:tblW w:type="auto" w:w="0"/>
-        <w:tblLook w:firstColumn="1" w:firstRow="1" w:lastColumn="0" w:lastRow="0" w:noHBand="0" w:noVBand="1" w:val="04A0"/>
-      </w:tblPr>
-      <w:tblGrid>
-        <w:gridCol w:w="9866"/>
-      </w:tblGrid>
-      <w:tr>
-        <w:tc>
-          <w:tcPr>
-            <w:tcW w:type="dxa" w:w="9866"/>
-            <w:shd w:fill="F2EEE6"/>
-          </w:tcPr>
-          <w:p>
-            <w:r>
-              <w:t>m.krystyna.197@gmail.com</w:t>
-              <w:br/>
-              <w:t>Хемніц, Саксонія, Німеччина</w:t>
-            </w:r>
-          </w:p>
-        </w:tc>
-      </w:tr>
-    </w:tbl>
     <w:sectPr>
       <w:footerReference w:type="default" r:id="rId9"/>
       <w:pgSz w:w="11906" w:h="16838"/>
@@ -610,6 +517,7 @@
     <w:rsid w:val="00FC693F"/>
     <w:pPr>
       <w:spacing w:line="269" w:lineRule="auto" w:after="120"/>
+      <w:jc w:val="left"/>
     </w:pPr>
     <w:rPr>
       <w:rFonts w:ascii="Arial" w:hAnsi="Arial"/>
@@ -673,6 +581,7 @@
       <w:keepNext/>
       <w:keepLines/>
       <w:spacing w:before="260" w:after="140" w:line="269" w:lineRule="auto"/>
+      <w:jc w:val="left"/>
       <w:outlineLvl w:val="0"/>
     </w:pPr>
     <w:rPr>
@@ -697,6 +606,7 @@
       <w:keepNext/>
       <w:keepLines/>
       <w:spacing w:before="200" w:after="120" w:line="269" w:lineRule="auto"/>
+      <w:jc w:val="left"/>
       <w:outlineLvl w:val="1"/>
     </w:pPr>
     <w:rPr>
@@ -961,6 +871,7 @@
       <w:keepNext/>
       <w:spacing w:after="140" w:line="269" w:lineRule="auto"/>
       <w:contextualSpacing/>
+      <w:jc w:val="left"/>
     </w:pPr>
     <w:rPr>
       <w:rFonts w:asciiTheme="majorHAnsi" w:eastAsiaTheme="majorEastAsia" w:hAnsiTheme="majorHAnsi" w:cstheme="majorBidi" w:ascii="Arial" w:hAnsi="Arial"/>
@@ -1405,6 +1316,7 @@
     <w:pPr>
       <w:keepNext/>
       <w:spacing w:line="269" w:lineRule="auto" w:after="120"/>
+      <w:jc w:val="left"/>
     </w:pPr>
     <w:rPr>
       <w:rFonts w:ascii="Arial" w:hAnsi="Arial"/>

--- a/dist/assets/documents/Krystyna-Mishchenko-Artistic-Journey-UK.docx
+++ b/dist/assets/documents/Krystyna-Mishchenko-Artistic-Journey-UK.docx
@@ -47,6 +47,7 @@
           <w:p>
             <w:pPr>
               <w:spacing w:after="60"/>
+              <w:jc w:val="left"/>
             </w:pPr>
             <w:r>
               <w:rPr>
@@ -60,6 +61,7 @@
           <w:p>
             <w:pPr>
               <w:spacing w:after="60"/>
+              <w:jc w:val="left"/>
             </w:pPr>
             <w:r>
               <w:rPr>
